--- a/akiya-watcher/docs/買取打診レター.docx
+++ b/akiya-watcher/docs/買取打診レター.docx
@@ -192,6 +192,22 @@
     </w:p>
     <w:p>
       <w:pPr>
+        <w:spacing w:after="160" w:line="340"/>
+        <w:jc w:val="both"/>
+      </w:pPr>
+      <w:r>
+        <w:rPr>
+          <w:rFonts w:ascii="Yu Mincho" w:eastAsia="Yu Mincho" w:hAnsi="Yu Mincho"/>
+          <w:b w:val="false"/>
+          <w:bCs w:val="false"/>
+          <w:sz w:val="22"/>
+          <w:szCs w:val="22"/>
+        </w:rPr>
+        <w:t xml:space="preserve">お家の中のお品物のうち、ご位牌やお写真、通帳や大切な書類などが見つかりました場合には、責任をもってお返し、またはご相談のうえ丁重に扱わせていただきます。</w:t>
+      </w:r>
+    </w:p>
+    <w:p>
+      <w:pPr>
         <w:spacing w:after="200" w:line="340"/>
         <w:jc w:val="both"/>
       </w:pPr>
@@ -203,7 +219,7 @@
           <w:sz w:val="22"/>
           <w:szCs w:val="22"/>
         </w:rPr>
-        <w:t xml:space="preserve">お家の中のお品物のうち、ご位牌やお写真、通帳や大切な書類などが見つかりました場合には、責任をもってお返し、またはご相談のうえ丁重に扱わせていただきます。</w:t>
+        <w:t xml:space="preserve">私はお宅から車で【およその時間(例:二十分)】ほどの所に住んでおります。買い受けました後は放置せず、自分で風を通し、庭木の手入れをしながら、大切に使わせていただくつもりです。近くに住んでおりますので、ご心配な点はいつでもご確認いただけます。</w:t>
       </w:r>
     </w:p>
     <w:p>
